--- a/fuentes/CF2_72210013_DU.docx
+++ b/fuentes/CF2_72210013_DU.docx
@@ -1902,7 +1902,7 @@
         <w:rPr>
           <w:lang w:eastAsia="es-CO"/>
         </w:rPr>
-        <w:t>Controla cómo se usan el agua, los fertilizantes y otros insumos, promoviendo una agricultura más eficiente y sostenible.</w:t>
+        <w:t>Controla cómo se usa el agua, los fertilizantes y otros insumos, promoviendo una agricultura más eficiente y sostenible.</w:t>
       </w:r>
     </w:p>
     <w:p>
@@ -2008,6 +2008,7 @@
           <w:p>
             <w:pPr>
               <w:pStyle w:val="TextoTablas"/>
+              <w:jc w:val="center"/>
             </w:pPr>
             <w:r>
               <w:t>Área evaluada</w:t>
@@ -2021,6 +2022,7 @@
           <w:p>
             <w:pPr>
               <w:pStyle w:val="TextoTablas"/>
+              <w:jc w:val="center"/>
             </w:pPr>
             <w:r>
               <w:t>Aspectos observados</w:t>
@@ -2034,6 +2036,7 @@
           <w:p>
             <w:pPr>
               <w:pStyle w:val="TextoTablas"/>
+              <w:jc w:val="center"/>
             </w:pPr>
             <w:r>
               <w:t>Frecuencia recomendada</w:t>
@@ -2424,6 +2427,7 @@
           <w:p>
             <w:pPr>
               <w:pStyle w:val="TextoTablas"/>
+              <w:jc w:val="center"/>
             </w:pPr>
             <w:r>
               <w:t>Variable climática</w:t>
@@ -2437,6 +2441,7 @@
           <w:p>
             <w:pPr>
               <w:pStyle w:val="TextoTablas"/>
+              <w:jc w:val="center"/>
             </w:pPr>
             <w:r>
               <w:t>Unidad de medida</w:t>
@@ -2450,6 +2455,7 @@
           <w:p>
             <w:pPr>
               <w:pStyle w:val="TextoTablas"/>
+              <w:jc w:val="center"/>
             </w:pPr>
             <w:r>
               <w:t>Importancia agronómica</w:t>
@@ -2923,6 +2929,7 @@
           <w:p>
             <w:pPr>
               <w:pStyle w:val="TextoTablas"/>
+              <w:jc w:val="center"/>
             </w:pPr>
             <w:r>
               <w:t>Elemento observado</w:t>
@@ -2936,6 +2943,7 @@
           <w:p>
             <w:pPr>
               <w:pStyle w:val="TextoTablas"/>
+              <w:jc w:val="center"/>
             </w:pPr>
             <w:r>
               <w:t>Aspectos a registrar</w:t>
@@ -2949,6 +2957,7 @@
           <w:p>
             <w:pPr>
               <w:pStyle w:val="TextoTablas"/>
+              <w:jc w:val="center"/>
             </w:pPr>
             <w:r>
               <w:t>Frecuencia recomendada</w:t>
@@ -3490,6 +3499,7 @@
           <w:p>
             <w:pPr>
               <w:pStyle w:val="TextoTablas"/>
+              <w:jc w:val="center"/>
             </w:pPr>
             <w:r>
               <w:t>Recurso</w:t>
@@ -3503,6 +3513,7 @@
           <w:p>
             <w:pPr>
               <w:pStyle w:val="TextoTablas"/>
+              <w:jc w:val="center"/>
             </w:pPr>
             <w:r>
               <w:t>Aspectos a monitorear</w:t>
@@ -3516,6 +3527,7 @@
           <w:p>
             <w:pPr>
               <w:pStyle w:val="TextoTablas"/>
+              <w:jc w:val="center"/>
             </w:pPr>
             <w:r>
               <w:t>Instrumento o medio de verificación</w:t>
@@ -3534,16 +3546,8 @@
           <w:p>
             <w:pPr>
               <w:pStyle w:val="TextoTablas"/>
-              <w:rPr>
-                <w:b/>
-                <w:bCs/>
-              </w:rPr>
-            </w:pPr>
-            <w:r>
-              <w:rPr>
-                <w:b/>
-                <w:bCs/>
-              </w:rPr>
+            </w:pPr>
+            <w:r>
               <w:t>Insumos agrícolas</w:t>
             </w:r>
           </w:p>
@@ -3583,16 +3587,8 @@
           <w:p>
             <w:pPr>
               <w:pStyle w:val="TextoTablas"/>
-              <w:rPr>
-                <w:b/>
-                <w:bCs/>
-              </w:rPr>
-            </w:pPr>
-            <w:r>
-              <w:rPr>
-                <w:b/>
-                <w:bCs/>
-              </w:rPr>
+            </w:pPr>
+            <w:r>
               <w:lastRenderedPageBreak/>
               <w:t>Mano de obra</w:t>
             </w:r>
@@ -3636,16 +3632,8 @@
           <w:p>
             <w:pPr>
               <w:pStyle w:val="TextoTablas"/>
-              <w:rPr>
-                <w:b/>
-                <w:bCs/>
-              </w:rPr>
-            </w:pPr>
-            <w:r>
-              <w:rPr>
-                <w:b/>
-                <w:bCs/>
-              </w:rPr>
+            </w:pPr>
+            <w:r>
               <w:t>Maquinaria y equipos</w:t>
             </w:r>
           </w:p>
@@ -3685,16 +3673,8 @@
           <w:p>
             <w:pPr>
               <w:pStyle w:val="TextoTablas"/>
-              <w:rPr>
-                <w:b/>
-                <w:bCs/>
-              </w:rPr>
-            </w:pPr>
-            <w:r>
-              <w:rPr>
-                <w:b/>
-                <w:bCs/>
-              </w:rPr>
+            </w:pPr>
+            <w:r>
               <w:t>Agua</w:t>
             </w:r>
           </w:p>
@@ -3737,16 +3717,8 @@
           <w:p>
             <w:pPr>
               <w:pStyle w:val="TextoTablas"/>
-              <w:rPr>
-                <w:b/>
-                <w:bCs/>
-              </w:rPr>
-            </w:pPr>
-            <w:r>
-              <w:rPr>
-                <w:b/>
-                <w:bCs/>
-              </w:rPr>
+            </w:pPr>
+            <w:r>
               <w:t>Energía</w:t>
             </w:r>
           </w:p>
@@ -3786,16 +3758,8 @@
           <w:p>
             <w:pPr>
               <w:pStyle w:val="TextoTablas"/>
-              <w:rPr>
-                <w:b/>
-                <w:bCs/>
-              </w:rPr>
-            </w:pPr>
-            <w:r>
-              <w:rPr>
-                <w:b/>
-                <w:bCs/>
-              </w:rPr>
+            </w:pPr>
+            <w:r>
               <w:t>Recursos económicos</w:t>
             </w:r>
           </w:p>
@@ -4487,6 +4451,7 @@
           <w:p>
             <w:pPr>
               <w:pStyle w:val="TextoTablas"/>
+              <w:jc w:val="center"/>
             </w:pPr>
             <w:r>
               <w:t>Área de evaluación</w:t>
@@ -4500,6 +4465,7 @@
           <w:p>
             <w:pPr>
               <w:pStyle w:val="TextoTablas"/>
+              <w:jc w:val="center"/>
             </w:pPr>
             <w:r>
               <w:t>Indicador de desempeño</w:t>
@@ -4513,6 +4479,7 @@
           <w:p>
             <w:pPr>
               <w:pStyle w:val="TextoTablas"/>
+              <w:jc w:val="center"/>
             </w:pPr>
             <w:r>
               <w:t>Unidad de medida</w:t>
@@ -4526,6 +4493,7 @@
           <w:p>
             <w:pPr>
               <w:pStyle w:val="TextoTablas"/>
+              <w:jc w:val="center"/>
             </w:pPr>
             <w:r>
               <w:t>Frecuencia de medición</w:t>
@@ -5824,6 +5792,7 @@
           <w:p>
             <w:pPr>
               <w:pStyle w:val="TextoTablas"/>
+              <w:jc w:val="center"/>
             </w:pPr>
             <w:r>
               <w:t>Indicador de desempeño</w:t>
@@ -5837,6 +5806,7 @@
           <w:p>
             <w:pPr>
               <w:pStyle w:val="TextoTablas"/>
+              <w:jc w:val="center"/>
             </w:pPr>
             <w:r>
               <w:t>Meta esperada</w:t>
@@ -5850,6 +5820,7 @@
           <w:p>
             <w:pPr>
               <w:pStyle w:val="TextoTablas"/>
+              <w:jc w:val="center"/>
             </w:pPr>
             <w:r>
               <w:t>Periodo de evaluación</w:t>
@@ -6437,6 +6408,7 @@
           <w:p>
             <w:pPr>
               <w:pStyle w:val="TextoTablas"/>
+              <w:jc w:val="center"/>
             </w:pPr>
             <w:r>
               <w:t>Indicador de desempeño</w:t>
@@ -6450,6 +6422,7 @@
           <w:p>
             <w:pPr>
               <w:pStyle w:val="TextoTablas"/>
+              <w:jc w:val="center"/>
             </w:pPr>
             <w:r>
               <w:t>Medio de verificación</w:t>
@@ -6933,6 +6906,7 @@
           <w:p>
             <w:pPr>
               <w:pStyle w:val="TextoTablas"/>
+              <w:jc w:val="center"/>
             </w:pPr>
             <w:r>
               <w:t>Responsable</w:t>
@@ -6946,6 +6920,7 @@
           <w:p>
             <w:pPr>
               <w:pStyle w:val="TextoTablas"/>
+              <w:jc w:val="center"/>
             </w:pPr>
             <w:r>
               <w:t>Tareas asignadas</w:t>
@@ -6959,6 +6934,7 @@
           <w:p>
             <w:pPr>
               <w:pStyle w:val="TextoTablas"/>
+              <w:jc w:val="center"/>
             </w:pPr>
             <w:r>
               <w:t>Instrumentos utilizados</w:t>
@@ -7790,6 +7766,7 @@
           <w:p>
             <w:pPr>
               <w:pStyle w:val="TextoTablas"/>
+              <w:jc w:val="center"/>
             </w:pPr>
             <w:r>
               <w:t>Situación detectada</w:t>
@@ -7803,6 +7780,7 @@
           <w:p>
             <w:pPr>
               <w:pStyle w:val="TextoTablas"/>
+              <w:jc w:val="center"/>
             </w:pPr>
             <w:r>
               <w:t>Evaluación complementaria requerida</w:t>
@@ -8298,6 +8276,7 @@
           <w:p>
             <w:pPr>
               <w:pStyle w:val="TextoTablas"/>
+              <w:jc w:val="center"/>
             </w:pPr>
             <w:r>
               <w:t>Aspecto</w:t>
@@ -8311,6 +8290,7 @@
           <w:p>
             <w:pPr>
               <w:pStyle w:val="TextoTablas"/>
+              <w:jc w:val="center"/>
             </w:pPr>
             <w:r>
               <w:t>Descripción</w:t>
@@ -8761,6 +8741,7 @@
           <w:p>
             <w:pPr>
               <w:pStyle w:val="TextoTablas"/>
+              <w:jc w:val="center"/>
             </w:pPr>
             <w:r>
               <w:t>Problema detectado</w:t>
@@ -8774,6 +8755,7 @@
           <w:p>
             <w:pPr>
               <w:pStyle w:val="TextoTablas"/>
+              <w:jc w:val="center"/>
             </w:pPr>
             <w:r>
               <w:t>Medida correctiva propuesta</w:t>
@@ -8787,6 +8769,7 @@
           <w:p>
             <w:pPr>
               <w:pStyle w:val="TextoTablas"/>
+              <w:jc w:val="center"/>
             </w:pPr>
             <w:r>
               <w:t>Responsable</w:t>
@@ -8800,6 +8783,7 @@
           <w:p>
             <w:pPr>
               <w:pStyle w:val="TextoTablas"/>
+              <w:jc w:val="center"/>
             </w:pPr>
             <w:r>
               <w:t>Plazo de ejecución</w:t>
@@ -9145,6 +9129,7 @@
           <w:p>
             <w:pPr>
               <w:pStyle w:val="TextoTablas"/>
+              <w:jc w:val="center"/>
             </w:pPr>
             <w:r>
               <w:t>Sección del informe</w:t>
@@ -9158,6 +9143,7 @@
           <w:p>
             <w:pPr>
               <w:pStyle w:val="TextoTablas"/>
+              <w:jc w:val="center"/>
             </w:pPr>
             <w:r>
               <w:t>Contenido descriptivo</w:t>
@@ -9519,7 +9505,19 @@
         <w:rPr>
           <w:lang w:eastAsia="es-CO"/>
         </w:rPr>
-        <w:t>A continuación, se presenta un organigrama que resume los aspectos clave del proceso de monitoreo de las labores agrícolas. Este proceso debe llevarse a cabo con frecuencia y rigurosidad, teniendo claridad sobre los tipos de monitoreo existentes y los métodos aplicables. Con base en ello, se elabora un plan de monitoreo que servirá como guía para la supervisión del plan de trabajo. Una vez iniciado el monitoreo, los resultados obtenidos deben ser analizados y, si es necesario, se deben implementar acciones correctivas. Todo este proceso debe documentarse adecuadamente para generar un historial de producción útil para la toma de decisiones futuras</w:t>
+        <w:t xml:space="preserve">A continuación, se presenta un </w:t>
+      </w:r>
+      <w:r>
+        <w:rPr>
+          <w:lang w:eastAsia="es-CO"/>
+        </w:rPr>
+        <w:t>esquema</w:t>
+      </w:r>
+      <w:r>
+        <w:rPr>
+          <w:lang w:eastAsia="es-CO"/>
+        </w:rPr>
+        <w:t xml:space="preserve"> que resume los aspectos clave del proceso de monitoreo de las labores agrícolas. Este proceso debe llevarse a cabo con frecuencia y rigurosidad, teniendo claridad sobre los tipos de monitoreo existentes y los métodos aplicables. Con base en ello, se elabora un plan de monitoreo que servirá como guía para la supervisión del plan de trabajo. Una vez iniciado el monitoreo, los resultados obtenidos deben ser analizados y, si es necesario, se deben implementar acciones correctivas. Todo este proceso debe documentarse adecuadamente para generar un historial de producción útil para la toma de decisiones futuras</w:t>
       </w:r>
       <w:r>
         <w:rPr>
@@ -15523,10 +15521,6 @@
 </file>
 
 <file path=customXml/item1.xml><?xml version="1.0" encoding="utf-8"?>
-<b:Sources xmlns:b="http://schemas.openxmlformats.org/officeDocument/2006/bibliography" xmlns="http://schemas.openxmlformats.org/officeDocument/2006/bibliography" SelectedStyle="\APASixthEditionOfficeOnline.xsl" StyleName="APA" Version="6"/>
-</file>
-
-<file path=customXml/item2.xml><?xml version="1.0" encoding="utf-8"?>
 <p:properties xmlns:p="http://schemas.microsoft.com/office/2006/metadata/properties" xmlns:xsi="http://www.w3.org/2001/XMLSchema-instance" xmlns:pc="http://schemas.microsoft.com/office/infopath/2007/PartnerControls">
   <documentManagement>
     <TaxCatchAll xmlns="285d351f-f218-493a-825f-85a9dfbde315" xsi:nil="true"/>
@@ -15537,7 +15531,20 @@
 </p:properties>
 </file>
 
+<file path=customXml/item2.xml><?xml version="1.0" encoding="utf-8"?>
+<b:Sources xmlns:b="http://schemas.openxmlformats.org/officeDocument/2006/bibliography" xmlns="http://schemas.openxmlformats.org/officeDocument/2006/bibliography" SelectedStyle="\APASixthEditionOfficeOnline.xsl" StyleName="APA" Version="6"/>
+</file>
+
 <file path=customXml/item3.xml><?xml version="1.0" encoding="utf-8"?>
+<?mso-contentType ?>
+<FormTemplates xmlns="http://schemas.microsoft.com/sharepoint/v3/contenttype/forms">
+  <Display>DocumentLibraryForm</Display>
+  <Edit>DocumentLibraryForm</Edit>
+  <New>DocumentLibraryForm</New>
+</FormTemplates>
+</file>
+
+<file path=customXml/item4.xml><?xml version="1.0" encoding="utf-8"?>
 <ct:contentTypeSchema xmlns:ct="http://schemas.microsoft.com/office/2006/metadata/contentType" xmlns:ma="http://schemas.microsoft.com/office/2006/metadata/properties/metaAttributes" ct:_="" ma:_="" ma:contentTypeName="Documento" ma:contentTypeID="0x0101005D7421CBAB376F47AC1876466873BE0C" ma:contentTypeVersion="11" ma:contentTypeDescription="Crear nuevo documento." ma:contentTypeScope="" ma:versionID="2b4f891a1a5ad88e3e621500c8553ae4">
   <xsd:schema xmlns:xsd="http://www.w3.org/2001/XMLSchema" xmlns:xs="http://www.w3.org/2001/XMLSchema" xmlns:p="http://schemas.microsoft.com/office/2006/metadata/properties" xmlns:ns2="55abea07-cd72-4a95-add0-1082a24cf9e9" xmlns:ns3="285d351f-f218-493a-825f-85a9dfbde315" targetNamespace="http://schemas.microsoft.com/office/2006/metadata/properties" ma:root="true" ma:fieldsID="4883b2e7c543eac85f1b7e21127c6f20" ns2:_="" ns3:_="">
     <xsd:import namespace="55abea07-cd72-4a95-add0-1082a24cf9e9"/>
@@ -15732,24 +15739,7 @@
 </ct:contentTypeSchema>
 </file>
 
-<file path=customXml/item4.xml><?xml version="1.0" encoding="utf-8"?>
-<?mso-contentType ?>
-<FormTemplates xmlns="http://schemas.microsoft.com/sharepoint/v3/contenttype/forms">
-  <Display>DocumentLibraryForm</Display>
-  <Edit>DocumentLibraryForm</Edit>
-  <New>DocumentLibraryForm</New>
-</FormTemplates>
-</file>
-
 <file path=customXml/itemProps1.xml><?xml version="1.0" encoding="utf-8"?>
-<ds:datastoreItem xmlns:ds="http://schemas.openxmlformats.org/officeDocument/2006/customXml" ds:itemID="{A9F2CEBA-C824-4C86-81A8-E32CBD0EB92D}">
-  <ds:schemaRefs>
-    <ds:schemaRef ds:uri="http://schemas.openxmlformats.org/officeDocument/2006/bibliography"/>
-  </ds:schemaRefs>
-</ds:datastoreItem>
-</file>
-
-<file path=customXml/itemProps2.xml><?xml version="1.0" encoding="utf-8"?>
 <ds:datastoreItem xmlns:ds="http://schemas.openxmlformats.org/officeDocument/2006/customXml" ds:itemID="{26259216-AD86-464A-AEAD-95B1F9E17392}">
   <ds:schemaRefs>
     <ds:schemaRef ds:uri="http://schemas.microsoft.com/office/2006/metadata/properties"/>
@@ -15760,14 +15750,22 @@
 </ds:datastoreItem>
 </file>
 
-<file path=customXml/itemProps3.xml><?xml version="1.0" encoding="utf-8"?>
-<ds:datastoreItem xmlns:ds="http://schemas.openxmlformats.org/officeDocument/2006/customXml" ds:itemID="{C96FE5C0-1C2E-48CB-99CD-15AD43D68C0B}"/>
+<file path=customXml/itemProps2.xml><?xml version="1.0" encoding="utf-8"?>
+<ds:datastoreItem xmlns:ds="http://schemas.openxmlformats.org/officeDocument/2006/customXml" ds:itemID="{A9F2CEBA-C824-4C86-81A8-E32CBD0EB92D}">
+  <ds:schemaRefs>
+    <ds:schemaRef ds:uri="http://schemas.openxmlformats.org/officeDocument/2006/bibliography"/>
+  </ds:schemaRefs>
+</ds:datastoreItem>
 </file>
 
-<file path=customXml/itemProps4.xml><?xml version="1.0" encoding="utf-8"?>
+<file path=customXml/itemProps3.xml><?xml version="1.0" encoding="utf-8"?>
 <ds:datastoreItem xmlns:ds="http://schemas.openxmlformats.org/officeDocument/2006/customXml" ds:itemID="{D00A4A46-BDBD-48AC-87B9-2BA42D9CC06F}">
   <ds:schemaRefs>
     <ds:schemaRef ds:uri="http://schemas.microsoft.com/sharepoint/v3/contenttype/forms"/>
   </ds:schemaRefs>
 </ds:datastoreItem>
+</file>
+
+<file path=customXml/itemProps4.xml><?xml version="1.0" encoding="utf-8"?>
+<ds:datastoreItem xmlns:ds="http://schemas.openxmlformats.org/officeDocument/2006/customXml" ds:itemID="{FB86DAF1-B45B-45A9-A366-AF3B6A6ADE80}"/>
 </file>
--- a/fuentes/CF2_72210013_DU.docx
+++ b/fuentes/CF2_72210013_DU.docx
@@ -10366,35 +10366,26 @@
         </w:rPr>
         <w:t xml:space="preserve"> </w:t>
       </w:r>
+    </w:p>
+    <w:p>
+      <w:pPr>
+        <w:rPr>
+          <w:lang w:eastAsia="es-CO"/>
+        </w:rPr>
+      </w:pPr>
+      <w:r>
+        <w:rPr>
+          <w:lang w:eastAsia="es-CO"/>
+        </w:rPr>
+        <w:t>Corporación Colombiana de Investigación Agropecuaria – AGROSAVIA. (2023). Monitoreo de plagas en campo. AGROSAVIA.</w:t>
+      </w:r>
+      <w:r>
+        <w:rPr>
+          <w:lang w:eastAsia="es-CO"/>
+        </w:rPr>
+        <w:t xml:space="preserve"> </w:t>
+      </w:r>
       <w:hyperlink r:id="rId21" w:history="1">
-        <w:r>
-          <w:rPr>
-            <w:rStyle w:val="Hipervnculo"/>
-            <w:lang w:eastAsia="es-CO"/>
-          </w:rPr>
-          <w:t>https://revistacta.agrosavia.co/index.php/revista/article/view/2853</w:t>
-        </w:r>
-      </w:hyperlink>
-    </w:p>
-    <w:p>
-      <w:pPr>
-        <w:rPr>
-          <w:lang w:eastAsia="es-CO"/>
-        </w:rPr>
-      </w:pPr>
-      <w:r>
-        <w:rPr>
-          <w:lang w:eastAsia="es-CO"/>
-        </w:rPr>
-        <w:t>Corporación Colombiana de Investigación Agropecuaria – AGROSAVIA. (2023). Monitoreo de plagas en campo. AGROSAVIA.</w:t>
-      </w:r>
-      <w:r>
-        <w:rPr>
-          <w:lang w:eastAsia="es-CO"/>
-        </w:rPr>
-        <w:t xml:space="preserve"> </w:t>
-      </w:r>
-      <w:hyperlink r:id="rId22" w:history="1">
         <w:r>
           <w:rPr>
             <w:rStyle w:val="Hipervnculo"/>
@@ -10430,15 +10421,6 @@
         </w:rPr>
         <w:t xml:space="preserve"> </w:t>
       </w:r>
-      <w:hyperlink r:id="rId23" w:anchor=":~:text=En%20Colombia%2C%20donde%20la%20diversidad%20de%20ecosistemas,proteger%20los%20cultivos%20y%20maximizar%20los%20rendimientos." w:history="1">
-        <w:r>
-          <w:rPr>
-            <w:rStyle w:val="Hipervnculo"/>
-            <w:lang w:eastAsia="es-CO"/>
-          </w:rPr>
-          <w:t>https://farmonaut.com/south-america/9-claves-para-optimizar-cultivos-con-buenas-practicas-agronomicas#:~:text=En%20Colombia%2C%20donde%20la%20diversidad%20de%20ecosistemas,proteger%20los%20cultivos%20y%20maximizar%20los%20rendimientos.</w:t>
-        </w:r>
-      </w:hyperlink>
     </w:p>
     <w:p>
       <w:pPr>
@@ -10458,7 +10440,7 @@
         </w:rPr>
         <w:t xml:space="preserve"> </w:t>
       </w:r>
-      <w:hyperlink r:id="rId24" w:history="1">
+      <w:hyperlink r:id="rId22" w:history="1">
         <w:r>
           <w:rPr>
             <w:rStyle w:val="Hipervnculo"/>
@@ -10486,7 +10468,7 @@
         </w:rPr>
         <w:t xml:space="preserve"> </w:t>
       </w:r>
-      <w:hyperlink r:id="rId25" w:anchor=":~:text=Un%20sistema%20de%20monitoreo%20de%20cultivos%20es%20una%20herramienta%20fundamental,sobre%20la%20extensi%C3%B3n%2C%20rendimiento%20y" w:history="1">
+      <w:hyperlink r:id="rId23" w:anchor=":~:text=Un%20sistema%20de%20monitoreo%20de%20cultivos%20es%20una%20herramienta%20fundamental,sobre%20la%20extensi%C3%B3n%2C%20rendimiento%20y" w:history="1">
         <w:r>
           <w:rPr>
             <w:rStyle w:val="Hipervnculo"/>
@@ -10498,6 +10480,22 @@
     </w:p>
     <w:p>
       <w:pPr>
+        <w:rPr>
+          <w:lang w:val="es-419" w:eastAsia="es-CO"/>
+        </w:rPr>
+      </w:pPr>
+    </w:p>
+    <w:p>
+      <w:pPr>
+        <w:ind w:firstLine="0"/>
+        <w:rPr>
+          <w:lang w:val="es-419" w:eastAsia="es-CO"/>
+        </w:rPr>
+      </w:pPr>
+    </w:p>
+    <w:p>
+      <w:pPr>
+        <w:ind w:firstLine="0"/>
         <w:rPr>
           <w:lang w:val="es-419" w:eastAsia="es-CO"/>
         </w:rPr>
@@ -11042,8 +11040,8 @@
       </w:pPr>
     </w:p>
     <w:sectPr>
-      <w:headerReference w:type="default" r:id="rId26"/>
-      <w:footerReference w:type="default" r:id="rId27"/>
+      <w:headerReference w:type="default" r:id="rId24"/>
+      <w:footerReference w:type="default" r:id="rId25"/>
       <w:pgSz w:w="12240" w:h="15840"/>
       <w:pgMar w:top="1701" w:right="1134" w:bottom="1134" w:left="1134" w:header="709" w:footer="737" w:gutter="0"/>
       <w:pgNumType w:start="1"/>
@@ -15521,6 +15519,10 @@
 </file>
 
 <file path=customXml/item1.xml><?xml version="1.0" encoding="utf-8"?>
+<b:Sources xmlns:b="http://schemas.openxmlformats.org/officeDocument/2006/bibliography" xmlns="http://schemas.openxmlformats.org/officeDocument/2006/bibliography" SelectedStyle="\APASixthEditionOfficeOnline.xsl" StyleName="APA" Version="6"/>
+</file>
+
+<file path=customXml/item2.xml><?xml version="1.0" encoding="utf-8"?>
 <p:properties xmlns:p="http://schemas.microsoft.com/office/2006/metadata/properties" xmlns:xsi="http://www.w3.org/2001/XMLSchema-instance" xmlns:pc="http://schemas.microsoft.com/office/infopath/2007/PartnerControls">
   <documentManagement>
     <TaxCatchAll xmlns="285d351f-f218-493a-825f-85a9dfbde315" xsi:nil="true"/>
@@ -15531,22 +15533,9 @@
 </p:properties>
 </file>
 
-<file path=customXml/item2.xml><?xml version="1.0" encoding="utf-8"?>
-<b:Sources xmlns:b="http://schemas.openxmlformats.org/officeDocument/2006/bibliography" xmlns="http://schemas.openxmlformats.org/officeDocument/2006/bibliography" SelectedStyle="\APASixthEditionOfficeOnline.xsl" StyleName="APA" Version="6"/>
-</file>
-
 <file path=customXml/item3.xml><?xml version="1.0" encoding="utf-8"?>
-<?mso-contentType ?>
-<FormTemplates xmlns="http://schemas.microsoft.com/sharepoint/v3/contenttype/forms">
-  <Display>DocumentLibraryForm</Display>
-  <Edit>DocumentLibraryForm</Edit>
-  <New>DocumentLibraryForm</New>
-</FormTemplates>
-</file>
-
-<file path=customXml/item4.xml><?xml version="1.0" encoding="utf-8"?>
-<ct:contentTypeSchema xmlns:ct="http://schemas.microsoft.com/office/2006/metadata/contentType" xmlns:ma="http://schemas.microsoft.com/office/2006/metadata/properties/metaAttributes" ct:_="" ma:_="" ma:contentTypeName="Documento" ma:contentTypeID="0x0101005D7421CBAB376F47AC1876466873BE0C" ma:contentTypeVersion="11" ma:contentTypeDescription="Crear nuevo documento." ma:contentTypeScope="" ma:versionID="2b4f891a1a5ad88e3e621500c8553ae4">
-  <xsd:schema xmlns:xsd="http://www.w3.org/2001/XMLSchema" xmlns:xs="http://www.w3.org/2001/XMLSchema" xmlns:p="http://schemas.microsoft.com/office/2006/metadata/properties" xmlns:ns2="55abea07-cd72-4a95-add0-1082a24cf9e9" xmlns:ns3="285d351f-f218-493a-825f-85a9dfbde315" targetNamespace="http://schemas.microsoft.com/office/2006/metadata/properties" ma:root="true" ma:fieldsID="4883b2e7c543eac85f1b7e21127c6f20" ns2:_="" ns3:_="">
+<ct:contentTypeSchema xmlns:ct="http://schemas.microsoft.com/office/2006/metadata/contentType" xmlns:ma="http://schemas.microsoft.com/office/2006/metadata/properties/metaAttributes" ct:_="" ma:_="" ma:contentTypeName="Documento" ma:contentTypeID="0x0101005D7421CBAB376F47AC1876466873BE0C" ma:contentTypeVersion="11" ma:contentTypeDescription="Crear nuevo documento." ma:contentTypeScope="" ma:versionID="c15d8ec802c26ac14d26a130a7e330ba">
+  <xsd:schema xmlns:xsd="http://www.w3.org/2001/XMLSchema" xmlns:xs="http://www.w3.org/2001/XMLSchema" xmlns:p="http://schemas.microsoft.com/office/2006/metadata/properties" xmlns:ns2="55abea07-cd72-4a95-add0-1082a24cf9e9" xmlns:ns3="285d351f-f218-493a-825f-85a9dfbde315" targetNamespace="http://schemas.microsoft.com/office/2006/metadata/properties" ma:root="true" ma:fieldsID="aaa88af0ed338276ebe02f0d1437fb40" ns2:_="" ns3:_="">
     <xsd:import namespace="55abea07-cd72-4a95-add0-1082a24cf9e9"/>
     <xsd:import namespace="285d351f-f218-493a-825f-85a9dfbde315"/>
     <xsd:element name="properties">
@@ -15739,7 +15728,24 @@
 </ct:contentTypeSchema>
 </file>
 
+<file path=customXml/item4.xml><?xml version="1.0" encoding="utf-8"?>
+<?mso-contentType ?>
+<FormTemplates xmlns="http://schemas.microsoft.com/sharepoint/v3/contenttype/forms">
+  <Display>DocumentLibraryForm</Display>
+  <Edit>DocumentLibraryForm</Edit>
+  <New>DocumentLibraryForm</New>
+</FormTemplates>
+</file>
+
 <file path=customXml/itemProps1.xml><?xml version="1.0" encoding="utf-8"?>
+<ds:datastoreItem xmlns:ds="http://schemas.openxmlformats.org/officeDocument/2006/customXml" ds:itemID="{A9F2CEBA-C824-4C86-81A8-E32CBD0EB92D}">
+  <ds:schemaRefs>
+    <ds:schemaRef ds:uri="http://schemas.openxmlformats.org/officeDocument/2006/bibliography"/>
+  </ds:schemaRefs>
+</ds:datastoreItem>
+</file>
+
+<file path=customXml/itemProps2.xml><?xml version="1.0" encoding="utf-8"?>
 <ds:datastoreItem xmlns:ds="http://schemas.openxmlformats.org/officeDocument/2006/customXml" ds:itemID="{26259216-AD86-464A-AEAD-95B1F9E17392}">
   <ds:schemaRefs>
     <ds:schemaRef ds:uri="http://schemas.microsoft.com/office/2006/metadata/properties"/>
@@ -15750,22 +15756,14 @@
 </ds:datastoreItem>
 </file>
 
-<file path=customXml/itemProps2.xml><?xml version="1.0" encoding="utf-8"?>
-<ds:datastoreItem xmlns:ds="http://schemas.openxmlformats.org/officeDocument/2006/customXml" ds:itemID="{A9F2CEBA-C824-4C86-81A8-E32CBD0EB92D}">
-  <ds:schemaRefs>
-    <ds:schemaRef ds:uri="http://schemas.openxmlformats.org/officeDocument/2006/bibliography"/>
-  </ds:schemaRefs>
-</ds:datastoreItem>
+<file path=customXml/itemProps3.xml><?xml version="1.0" encoding="utf-8"?>
+<ds:datastoreItem xmlns:ds="http://schemas.openxmlformats.org/officeDocument/2006/customXml" ds:itemID="{BD083C55-F3E2-4A1A-8D71-C9C8D8F08B53}"/>
 </file>
 
-<file path=customXml/itemProps3.xml><?xml version="1.0" encoding="utf-8"?>
+<file path=customXml/itemProps4.xml><?xml version="1.0" encoding="utf-8"?>
 <ds:datastoreItem xmlns:ds="http://schemas.openxmlformats.org/officeDocument/2006/customXml" ds:itemID="{D00A4A46-BDBD-48AC-87B9-2BA42D9CC06F}">
   <ds:schemaRefs>
     <ds:schemaRef ds:uri="http://schemas.microsoft.com/sharepoint/v3/contenttype/forms"/>
   </ds:schemaRefs>
 </ds:datastoreItem>
-</file>
-
-<file path=customXml/itemProps4.xml><?xml version="1.0" encoding="utf-8"?>
-<ds:datastoreItem xmlns:ds="http://schemas.openxmlformats.org/officeDocument/2006/customXml" ds:itemID="{FB86DAF1-B45B-45A9-A366-AF3B6A6ADE80}"/>
 </file>